--- a/eng/docx/12.content.docx
+++ b/eng/docx/12.content.docx
@@ -19,7 +19,7 @@
         <w:rPr>
           <w:lang w:val="en_US" w:bidi="en_US"/>
         </w:rPr>
-        <w:t>Resource: unfoldingWord Literal</w:t>
+        <w:t>Resource: unfoldingWord Literal Text</w:t>
       </w:r>
       <w:r>
         <w:rPr>
@@ -39,13 +39,13 @@
           <w:b/>
           <w:lang w:val="en_US" w:bidi="en_US"/>
         </w:rPr>
-        <w:t>unfoldingWord Literal</w:t>
-      </w:r>
-      <w:r>
-        <w:rPr>
-          <w:lang w:val="en_US" w:bidi="en_US"/>
-        </w:rPr>
-        <w:t xml:space="preserve"> © 2022 </w:t>
+        <w:t>unfoldingWord Literal Text</w:t>
+      </w:r>
+      <w:r>
+        <w:rPr>
+          <w:lang w:val="en_US" w:bidi="en_US"/>
+        </w:rPr>
+        <w:t xml:space="preserve"> © 2026 </w:t>
       </w:r>
       <w:hyperlink r:id="rId13">
         <w:r>
@@ -74,7 +74,7 @@
             <w:color w:val="0000EE"/>
             <w:u w:val="single"/>
           </w:rPr>
-          <w:t>CC BY-SA 4.0 license</w:t>
+          <w:t>CC BY-SA 4.0</w:t>
         </w:r>
       </w:hyperlink>
       <w:r>
@@ -102,7 +102,7 @@
         <w:rPr>
           <w:lang w:val="en_US" w:bidi="en_US"/>
         </w:rPr>
-        <w:t>unfoldingWord Literal</w:t>
+        <w:t>unfoldingWord Literal Text</w:t>
       </w:r>
     </w:p>
     <w:p>

--- a/eng/docx/12.content.docx
+++ b/eng/docx/12.content.docx
@@ -2777,7 +2777,7 @@
         <w:rPr>
           <w:lang w:val="en_US" w:bidi="en_US"/>
         </w:rPr>
-        <w:t xml:space="preserve"> And he brought the letter to, the king of Israel, saying, “And now, when this letter comes to you, behold, I have sent to you Naaman my servant, and you shall remove him from his leprosy.”</w:t>
+        <w:t xml:space="preserve"> And he brought the letter to the king of Israel, saying, “And now, when this letter comes to you, behold, I have sent to you Naaman my servant, and you shall remove him from his leprosy.”</w:t>
       </w:r>
     </w:p>
     <w:p>
@@ -8297,7 +8297,7 @@
         <w:rPr>
           <w:lang w:val="en_US" w:bidi="en_US"/>
         </w:rPr>
-        <w:t xml:space="preserve"> And Jehoash, the king of Israel, captured Amaziah, the king of Judah, the son of Jehoash, the son of Ahaziah, in Beth Shemesh. And he came to Jerusalem, and he broke down the wall of Jerusalem from the Gate of Ephraim to the Gate of the Corner, 400 cubits.</w:t>
+        <w:t xml:space="preserve"> And Jehoash, the king of Israel, captured Amaziah, the king of Judah, the son of Jehoash, the son of Ahaziah, at Beth Shemesh. And he came to Jerusalem, and he broke down the wall of Jerusalem from the Gate of Ephraim to the Gate of the Corner, 400 cubits.</w:t>
       </w:r>
     </w:p>
     <w:p>

--- a/eng/docx/12.content.docx
+++ b/eng/docx/12.content.docx
@@ -529,7 +529,7 @@
         <w:rPr>
           <w:lang w:val="en_US" w:bidi="en_US"/>
         </w:rPr>
-        <w:t xml:space="preserve"> And he said to him, “Thus says Yahweh, ‘Because you sent messengers to inquire of Baal Zebub, the god of Ekron—{was it} because there is no God in Israel to inquire of his word?— therefore, the bed where you have gone up there, you will not come down from it, for dying, you will die.’”</w:t>
+        <w:t xml:space="preserve"> And he said to him, “Thus says Yahweh, ‘Because you sent messengers to inquire of Baal Zebub, the god of Ekron—{was it} because there is no God in Israel to inquire of his word?—therefore, the bed where you have gone up there, you will not come down from it, for dying, you will die.’”</w:t>
       </w:r>
     </w:p>
     <w:p>
